--- a/documentos/fase2/08_Guion_Video.docx
+++ b/documentos/fase2/08_Guion_Video.docx
@@ -1630,7 +1630,7 @@
                 <w:sz w:val="19"/>
                 <w:lang w:val="es-CO"/>
               </w:rPr>
-              <w:t xml:space="preserve">La app corre dentro de la VM como servicio; se conecta con python-oracledb al usuario de solo lectura VET_APP; todo el SQL está escrito a mano (sin ORM)</w:t>
+              <w:t xml:space="preserve">La app corre dentro de la VM como servicio; es Java con Spring Boot y se conecta por JDBC al usuario de solo lectura VET_APP; todo el SQL está escrito a mano (sin ORM)</w:t>
             </w:r>
           </w:p>
         </w:tc>

--- a/documentos/fase2/08_Guion_Video.docx
+++ b/documentos/fase2/08_Guion_Video.docx
@@ -1630,7 +1630,7 @@
                 <w:sz w:val="19"/>
                 <w:lang w:val="es-CO"/>
               </w:rPr>
-              <w:t xml:space="preserve">La app corre dentro de la VM como servicio; es Java con Spring Boot y se conecta por JDBC al usuario de solo lectura VET_APP; todo el SQL está escrito a mano (sin ORM)</w:t>
+              <w:t xml:space="preserve">La app corre dentro de la VM como servicio; es Java con Servlets y JSP sobre Tomcat y se conecta por JDBC al usuario de solo lectura VET_APP; todo el SQL está escrito a mano (sin ORM)</w:t>
             </w:r>
           </w:p>
         </w:tc>

--- a/documentos/fase2/08_Guion_Video.docx
+++ b/documentos/fase2/08_Guion_Video.docx
@@ -711,7 +711,7 @@
         <w:rPr>
           <w:lang w:val="es-CO"/>
         </w:rPr>
-        <w:t xml:space="preserve">Encender la VM en el equipo servidor (VirtualBox) y esperar a que arranquen Oracle y la aplicación web</w:t>
+        <w:t xml:space="preserve">Encender la VM en el equipo servidor (VirtualBox) y esperar a que arranquen MySQL y la aplicación web</w:t>
       </w:r>
       <w:r>
         <w:rPr>
@@ -730,7 +730,7 @@
           <w:rStyle w:val="VerbatimChar"/>
           <w:lang w:val="es-CO"/>
         </w:rPr>
-        <w:t xml:space="preserve">systemctl status oracle-free-26ai sigevet-web</w:t>
+        <w:t xml:space="preserve">systemctl status mysqld sigevet-web</w:t>
       </w:r>
       <w:r>
         <w:rPr>
@@ -751,7 +751,7 @@
         <w:rPr>
           <w:lang w:val="es-CO"/>
         </w:rPr>
-        <w:t xml:space="preserve">Abrir: una terminal SSH dentro de la VM, DBeaver (o SQL Developer) conectado a</w:t>
+        <w:t xml:space="preserve">Abrir: una terminal SSH dentro de la VM, MySQL Workbench conectado a</w:t>
       </w:r>
       <w:r>
         <w:rPr>
@@ -764,13 +764,7 @@
           <w:rStyle w:val="VerbatimChar"/>
           <w:lang w:val="es-CO"/>
         </w:rPr>
-        <w:t xml:space="preserve">localhost:1521/FREEPDB1</w:t>
-      </w:r>
-      <w:r>
-        <w:rPr>
-          <w:lang w:val="es-CO"/>
-        </w:rPr>
-        <w:t xml:space="preserve">,</w:t>
+        <w:t xml:space="preserve">127.0.0.1:3306</w:t>
       </w:r>
       <w:r>
         <w:rPr>
@@ -782,6 +776,37 @@
         <w:rPr>
           <w:lang w:val="es-CO"/>
         </w:rPr>
+        <w:t xml:space="preserve">(usuario</w:t>
+      </w:r>
+      <w:r>
+        <w:rPr>
+          <w:lang w:val="es-CO"/>
+        </w:rPr>
+        <w:t xml:space="preserve"> </w:t>
+      </w:r>
+      <w:r>
+        <w:rPr>
+          <w:rStyle w:val="VerbatimChar"/>
+          <w:lang w:val="es-CO"/>
+        </w:rPr>
+        <w:t xml:space="preserve">vetdb</w:t>
+      </w:r>
+      <w:r>
+        <w:rPr>
+          <w:lang w:val="es-CO"/>
+        </w:rPr>
+        <w:t xml:space="preserve">),</w:t>
+      </w:r>
+      <w:r>
+        <w:rPr>
+          <w:lang w:val="es-CO"/>
+        </w:rPr>
+        <w:t xml:space="preserve"> </w:t>
+      </w:r>
+      <w:r>
+        <w:rPr>
+          <w:lang w:val="es-CO"/>
+        </w:rPr>
         <w:t xml:space="preserve">la aplicación web en</w:t>
       </w:r>
       <w:r>
@@ -801,7 +826,7 @@
         <w:rPr>
           <w:lang w:val="es-CO"/>
         </w:rPr>
-        <w:t xml:space="preserve">, Oracle SQL Developer Data Modeler con</w:t>
+        <w:t xml:space="preserve">, el modelo</w:t>
       </w:r>
       <w:r>
         <w:rPr>
@@ -814,7 +839,7 @@
           <w:rStyle w:val="VerbatimChar"/>
           <w:lang w:val="es-CO"/>
         </w:rPr>
-        <w:t xml:space="preserve">SIGEVET.dmd</w:t>
+        <w:t xml:space="preserve">SIGEVET.mwb</w:t>
       </w:r>
       <w:r>
         <w:rPr>
@@ -826,7 +851,7 @@
         <w:rPr>
           <w:lang w:val="es-CO"/>
         </w:rPr>
-        <w:t xml:space="preserve">y el</w:t>
+        <w:t xml:space="preserve">en otra pestaña de Workbench y el</w:t>
       </w:r>
       <w:r>
         <w:rPr>
@@ -1219,7 +1244,29 @@
                 <w:sz w:val="19"/>
                 <w:lang w:val="es-CO"/>
               </w:rPr>
-              <w:t xml:space="preserve">Data Modeler: modelo lógico Barker y relacional; diccionario de datos</w:t>
+              <w:t xml:space="preserve">Workbench: modelo EER (Barker y Crow’s Foot) y modelo relacional</w:t>
+            </w:r>
+            <w:r>
+              <w:rPr>
+                <w:sz w:val="19"/>
+                <w:lang w:val="es-CO"/>
+              </w:rPr>
+              <w:t xml:space="preserve"> </w:t>
+            </w:r>
+            <w:r>
+              <w:rPr>
+                <w:rStyle w:val="VerbatimChar"/>
+                <w:sz w:val="19"/>
+                <w:lang w:val="es-CO"/>
+              </w:rPr>
+              <w:t xml:space="preserve">SIGEVET.mwb</w:t>
+            </w:r>
+            <w:r>
+              <w:rPr>
+                <w:sz w:val="19"/>
+                <w:lang w:val="es-CO"/>
+              </w:rPr>
+              <w:t xml:space="preserve">; diccionario de datos</w:t>
             </w:r>
           </w:p>
         </w:tc>
@@ -1538,7 +1585,7 @@
                 <w:sz w:val="19"/>
                 <w:lang w:val="es-CO"/>
               </w:rPr>
-              <w:t xml:space="preserve">DBeaver: 3 o 4 consultas del script de álgebra (una reunión, una división, una agregación)</w:t>
+              <w:t xml:space="preserve">MySQL Workbench: 3 o 4 consultas del script de álgebra (una reunión, una división, una agregación)</w:t>
             </w:r>
           </w:p>
         </w:tc>

--- a/documentos/fase2/08_Guion_Video.docx
+++ b/documentos/fase2/08_Guion_Video.docx
@@ -711,7 +711,20 @@
         <w:rPr>
           <w:lang w:val="es-CO"/>
         </w:rPr>
-        <w:t xml:space="preserve">Encender la VM en el equipo servidor (VirtualBox) y esperar a que arranquen MySQL y la aplicación web</w:t>
+        <w:t xml:space="preserve">Encender la VM en el computador servidor (</w:t>
+      </w:r>
+      <w:r>
+        <w:rPr>
+          <w:rStyle w:val="VerbatimChar"/>
+          <w:lang w:val="es-CO"/>
+        </w:rPr>
+        <w:t xml:space="preserve">limactl start sigevet</w:t>
+      </w:r>
+      <w:r>
+        <w:rPr>
+          <w:lang w:val="es-CO"/>
+        </w:rPr>
+        <w:t xml:space="preserve">) y esperar a que arranquen MySQL y la aplicación web</w:t>
       </w:r>
       <w:r>
         <w:rPr>
@@ -1343,7 +1356,7 @@
                 <w:sz w:val="19"/>
                 <w:lang w:val="es-CO"/>
               </w:rPr>
-              <w:t xml:space="preserve">VirtualBox con la VM encendida; terminal:</w:t>
+              <w:t xml:space="preserve">Terminal en el servidor:</w:t>
             </w:r>
             <w:r>
               <w:rPr>
@@ -1358,6 +1371,50 @@
                 <w:sz w:val="19"/>
                 <w:lang w:val="es-CO"/>
               </w:rPr>
+              <w:t xml:space="preserve">limactl list</w:t>
+            </w:r>
+            <w:r>
+              <w:rPr>
+                <w:sz w:val="19"/>
+                <w:lang w:val="es-CO"/>
+              </w:rPr>
+              <w:t xml:space="preserve">,</w:t>
+            </w:r>
+            <w:r>
+              <w:rPr>
+                <w:sz w:val="19"/>
+                <w:lang w:val="es-CO"/>
+              </w:rPr>
+              <w:t xml:space="preserve"> </w:t>
+            </w:r>
+            <w:r>
+              <w:rPr>
+                <w:rStyle w:val="VerbatimChar"/>
+                <w:sz w:val="19"/>
+                <w:lang w:val="es-CO"/>
+              </w:rPr>
+              <w:t xml:space="preserve">limactl shell sigevet</w:t>
+            </w:r>
+            <w:r>
+              <w:rPr>
+                <w:sz w:val="19"/>
+                <w:lang w:val="es-CO"/>
+              </w:rPr>
+              <w:t xml:space="preserve">,</w:t>
+            </w:r>
+            <w:r>
+              <w:rPr>
+                <w:sz w:val="19"/>
+                <w:lang w:val="es-CO"/>
+              </w:rPr>
+              <w:t xml:space="preserve"> </w:t>
+            </w:r>
+            <w:r>
+              <w:rPr>
+                <w:rStyle w:val="VerbatimChar"/>
+                <w:sz w:val="19"/>
+                <w:lang w:val="es-CO"/>
+              </w:rPr>
               <w:t xml:space="preserve">cat /etc/oracle-release</w:t>
             </w:r>
             <w:r>
@@ -1402,7 +1459,7 @@
                 <w:sz w:val="19"/>
                 <w:lang w:val="es-CO"/>
               </w:rPr>
-              <w:t xml:space="preserve">systemctl status oracle-free-26ai</w:t>
+              <w:t xml:space="preserve">systemctl status mysqld</w:t>
             </w:r>
           </w:p>
         </w:tc>

--- a/documentos/fase2/08_Guion_Video.docx
+++ b/documentos/fase2/08_Guion_Video.docx
@@ -1734,7 +1734,7 @@
                 <w:sz w:val="19"/>
                 <w:lang w:val="es-CO"/>
               </w:rPr>
-              <w:t xml:space="preserve">La app corre dentro de la VM como servicio; es Java con Servlets y JSP sobre Tomcat y se conecta por JDBC al usuario de solo lectura VET_APP; todo el SQL está escrito a mano (sin ORM)</w:t>
+              <w:t xml:space="preserve">La app corre dentro de la VM como servicio; es Java con Spring Boot y se conecta por JDBC al usuario de solo lectura VET_APP; todo el SQL está escrito a mano (sin ORM)</w:t>
             </w:r>
           </w:p>
         </w:tc>

--- a/documentos/fase2/08_Guion_Video.docx
+++ b/documentos/fase2/08_Guion_Video.docx
@@ -312,7 +312,7 @@
         <w:rPr>
           <w:lang w:val="es-CO"/>
         </w:rPr>
-        <w:t xml:space="preserve">El enunciado pide un video de</w:t>
+        <w:t xml:space="preserve">El video muestra desarrollo, manipulación de la base y aplicación final. Participan</w:t>
       </w:r>
       <w:r>
         <w:rPr>
@@ -326,31 +326,13 @@
           <w:bCs/>
           <w:lang w:val="es-CO"/>
         </w:rPr>
-        <w:t xml:space="preserve">máximo 15 minutos</w:t>
-      </w:r>
-      <w:r>
-        <w:rPr>
-          <w:lang w:val="es-CO"/>
-        </w:rPr>
-        <w:t xml:space="preserve"> </w:t>
-      </w:r>
-      <w:r>
-        <w:rPr>
-          <w:lang w:val="es-CO"/>
-        </w:rPr>
-        <w:t xml:space="preserve">que muestre el proceso de desarrollo, la manipulación de la base</w:t>
-      </w:r>
-      <w:r>
-        <w:rPr>
-          <w:lang w:val="es-CO"/>
-        </w:rPr>
-        <w:t xml:space="preserve"> </w:t>
-      </w:r>
-      <w:r>
-        <w:rPr>
-          <w:lang w:val="es-CO"/>
-        </w:rPr>
-        <w:t xml:space="preserve">de datos y la aplicación final, con la participación de</w:t>
+        <w:t xml:space="preserve">todos con audio y cámara</w:t>
+      </w:r>
+      <w:r>
+        <w:rPr>
+          <w:lang w:val="es-CO"/>
+        </w:rPr>
+        <w:t xml:space="preserve">. Duración prevista:</w:t>
       </w:r>
       <w:r>
         <w:rPr>
@@ -364,19 +346,13 @@
           <w:bCs/>
           <w:lang w:val="es-CO"/>
         </w:rPr>
-        <w:t xml:space="preserve">todos</w:t>
-      </w:r>
-      <w:r>
-        <w:rPr>
-          <w:lang w:val="es-CO"/>
-        </w:rPr>
-        <w:t xml:space="preserve"> </w:t>
-      </w:r>
-      <w:r>
-        <w:rPr>
-          <w:lang w:val="es-CO"/>
-        </w:rPr>
-        <w:t xml:space="preserve">los integrantes</w:t>
+        <w:t xml:space="preserve">13 min 30 s</w:t>
+      </w:r>
+      <w:r>
+        <w:rPr>
+          <w:lang w:val="es-CO"/>
+        </w:rPr>
+        <w:t xml:space="preserve">, dentro del máximo de</w:t>
       </w:r>
       <w:r>
         <w:rPr>
@@ -390,25 +366,13 @@
           <w:bCs/>
           <w:lang w:val="es-CO"/>
         </w:rPr>
-        <w:t xml:space="preserve">con audio y con cámara</w:t>
-      </w:r>
-      <w:r>
-        <w:rPr>
-          <w:lang w:val="es-CO"/>
-        </w:rPr>
-        <w:t xml:space="preserve">. Este</w:t>
-      </w:r>
-      <w:r>
-        <w:rPr>
-          <w:lang w:val="es-CO"/>
-        </w:rPr>
-        <w:t xml:space="preserve"> </w:t>
-      </w:r>
-      <w:r>
-        <w:rPr>
-          <w:lang w:val="es-CO"/>
-        </w:rPr>
-        <w:t xml:space="preserve">guion reparte el contenido en bloques cronometrados (total previsto: 13 min 30 s, con margen).</w:t>
+        <w:t xml:space="preserve">15 minutos</w:t>
+      </w:r>
+      <w:r>
+        <w:rPr>
+          <w:lang w:val="es-CO"/>
+        </w:rPr>
+        <w:t xml:space="preserve">.</w:t>
       </w:r>
     </w:p>
     <w:p>
@@ -711,7 +675,7 @@
         <w:rPr>
           <w:lang w:val="es-CO"/>
         </w:rPr>
-        <w:t xml:space="preserve">Encender la VM en el computador servidor (</w:t>
+        <w:t xml:space="preserve">Iniciar la VM (</w:t>
       </w:r>
       <w:r>
         <w:rPr>
@@ -724,19 +688,7 @@
         <w:rPr>
           <w:lang w:val="es-CO"/>
         </w:rPr>
-        <w:t xml:space="preserve">) y esperar a que arranquen MySQL y la aplicación web</w:t>
-      </w:r>
-      <w:r>
-        <w:rPr>
-          <w:lang w:val="es-CO"/>
-        </w:rPr>
-        <w:t xml:space="preserve"> </w:t>
-      </w:r>
-      <w:r>
-        <w:rPr>
-          <w:lang w:val="es-CO"/>
-        </w:rPr>
-        <w:t xml:space="preserve">(</w:t>
+        <w:t xml:space="preserve">) y verificar MySQL/app (</w:t>
       </w:r>
       <w:r>
         <w:rPr>
@@ -891,7 +843,7 @@
         <w:rPr>
           <w:lang w:val="es-CO"/>
         </w:rPr>
-        <w:t xml:space="preserve">Configurar la grabación con pantalla compartida y cámara visible de quien habla.</w:t>
+        <w:t xml:space="preserve">Compartir pantalla con cámara visible de quien habla.</w:t>
       </w:r>
     </w:p>
     <w:p>

--- a/documentos/fase2/08_Guion_Video.docx
+++ b/documentos/fase2/08_Guion_Video.docx
@@ -312,7 +312,7 @@
         <w:rPr>
           <w:lang w:val="es-CO"/>
         </w:rPr>
-        <w:t xml:space="preserve">El video muestra desarrollo, manipulación de la base y aplicación final. Participan</w:t>
+        <w:t xml:space="preserve">El video muestra el desarrollo, la manipulación de la base de datos y la aplicación final. Participan</w:t>
       </w:r>
       <w:r>
         <w:rPr>
@@ -332,7 +332,7 @@
         <w:rPr>
           <w:lang w:val="es-CO"/>
         </w:rPr>
-        <w:t xml:space="preserve">. Duración prevista:</w:t>
+        <w:t xml:space="preserve">. Dura</w:t>
       </w:r>
       <w:r>
         <w:rPr>
@@ -1686,7 +1686,7 @@
                 <w:sz w:val="19"/>
                 <w:lang w:val="es-CO"/>
               </w:rPr>
-              <w:t xml:space="preserve">La app corre dentro de la VM como servicio; es Java con Spring Boot y se conecta por JDBC al usuario de solo lectura VET_APP; todo el SQL está escrito a mano (sin ORM)</w:t>
+              <w:t xml:space="preserve">La app corre dentro de la VM como servicio; es Java con Spring Boot y se conecta por JDBC al usuario de solo lectura vet_app; todo el SQL está escrito a mano (sin ORM)</w:t>
             </w:r>
           </w:p>
         </w:tc>
@@ -1804,7 +1804,7 @@
         <w:rPr>
           <w:lang w:val="es-CO"/>
         </w:rPr>
-        <w:t xml:space="preserve">Ejercicio 22: sedes con su ciudad, departamento y director (reunión de cuatro tablas).</w:t>
+        <w:t xml:space="preserve">Ejercicio 21: sedes con su ciudad, departamento y director (reunión de cuatro tablas).</w:t>
       </w:r>
     </w:p>
     <w:p>

--- a/documentos/fase2/08_Guion_Video.docx
+++ b/documentos/fase2/08_Guion_Video.docx
@@ -712,7 +712,7 @@
         <w:rPr>
           <w:lang w:val="es-CO"/>
         </w:rPr>
-        <w:t>Abrir: una terminal SSH dentro de la VM, MySQL Workbench conectado al servidor (192.168.2.40:3306, usuario vetdb), la aplicación web en http://192.168.2.40:5000, los diagramas de draw.io y el repositorio en GitHub.</w:t>
+        <w:t>Abrir: una terminal SSH dentro de la VM, MySQL Workbench conectado a la base (usuario vetdb), la aplicación web en http://192.168.2.40:5000, los diagramas de draw.io y el repositorio en GitHub.</w:t>
       </w:r>
       <w:r>
         <w:rPr>
@@ -1187,14 +1187,13 @@
                 <w:sz w:val="19"/>
                 <w:lang w:val="es-CO"/>
               </w:rPr>
-              <w:t xml:space="preserve">Workbench: modelo EER (Barker y Crow’s Foot) y modelo relacional</w:t>
-            </w:r>
-            <w:r>
-              <w:rPr>
-                <w:sz w:val="19"/>
-                <w:lang w:val="es-CO"/>
-              </w:rPr>
-              <w:t xml:space="preserve"> </w:t>
+              <w:t>Draw.io: Barker (15_Barker_Global), Crow’s Foot (19_CrowsFoot_Global), relacional (23_Relacional_Global) y normalización (27_Normalizacion); diccionario de datos</w:t>
+            </w:r>
+            <w:r>
+              <w:rPr>
+                <w:sz w:val="19"/>
+                <w:lang w:val="es-CO"/>
+              </w:rPr>
             </w:r>
             <w:r>
               <w:rPr>
@@ -1202,14 +1201,12 @@
                 <w:sz w:val="19"/>
                 <w:lang w:val="es-CO"/>
               </w:rPr>
-              <w:t xml:space="preserve">SIGEVET.mwb</w:t>
-            </w:r>
-            <w:r>
-              <w:rPr>
-                <w:sz w:val="19"/>
-                <w:lang w:val="es-CO"/>
-              </w:rPr>
-              <w:t xml:space="preserve">; diccionario de datos</w:t>
+            </w:r>
+            <w:r>
+              <w:rPr>
+                <w:sz w:val="19"/>
+                <w:lang w:val="es-CO"/>
+              </w:rPr>
             </w:r>
           </w:p>
         </w:tc>
